--- a/domain-api/template/invoice_template.docx
+++ b/domain-api/template/invoice_template.docx
@@ -435,7 +435,7 @@
                 <w:rFonts w:eastAsia="黑体" w:hint="eastAsia" w:ascii="黑体" w:hAnsi="黑体"/>
                 <w:szCs w:val="21"/>
               </w:rPr>
-              <w:t>${amount}{/items}</w:t>
+              <w:t>{amount}{/items}</w:t>
             </w:r>
           </w:p>
         </w:tc>
@@ -496,7 +496,7 @@
                 <w:rFonts w:eastAsia="黑体" w:hint="eastAsia" w:ascii="黑体" w:hAnsi="黑体"/>
                 <w:szCs w:val="21"/>
               </w:rPr>
-              <w:t>${total_amount}</w:t>
+              <w:t>{total_amount}</w:t>
             </w:r>
           </w:p>
         </w:tc>
